--- a/public/fun/forms/이력서_백엔드개발자_10_JSONResume형.docx
+++ b/public/fun/forms/이력서_백엔드개발자_10_JSONResume형.docx
@@ -291,6 +291,301 @@
         <w:tc>
           <w:tcPr>
             <w:tcW w:type="dxa" w:w="8700"/>
+          </w:tcPr>
+          <w:p/>
+        </w:tc>
+      </w:tr>
+    </w:tbl>
+    <w:p>
+      <w:pPr>
+        <w:keepNext/>
+        <w:pBdr>
+          <w:bottom w:val="single" w:sz="6" w:space="3" w:color="C8CBD0"/>
+        </w:pBdr>
+        <w:spacing w:before="240" w:after="80"/>
+        <w:jc w:val="left"/>
+      </w:pPr>
+      <w:r>
+        <w:rPr>
+          <w:b/>
+          <w:color w:val="575E6B"/>
+          <w:sz w:val="17"/>
+        </w:rPr>
+        <w:t>education</w:t>
+      </w:r>
+      <w:r>
+        <w:rPr>
+          <w:rFonts w:ascii="맑은 고딕" w:hAnsi="맑은 고딕" w:eastAsia="맑은 고딕" w:cs="맑은 고딕"/>
+          <w:b/>
+          <w:color w:val="31363F"/>
+          <w:sz w:val="22"/>
+        </w:rPr>
+        <w:t xml:space="preserve">   학력 · 자격 · 교육</w:t>
+      </w:r>
+    </w:p>
+    <w:tbl>
+      <w:tblPr>
+        <w:tblW w:w="10350" w:type="dxa"/>
+        <w:jc w:val="left"/>
+        <w:tblBorders>
+          <w:top w:val="single" w:sz="4" w:space="0" w:color="C8CBD0"/>
+          <w:left w:val="single" w:sz="4" w:space="0" w:color="C8CBD0"/>
+          <w:bottom w:val="single" w:sz="4" w:space="0" w:color="C8CBD0"/>
+          <w:right w:val="single" w:sz="4" w:space="0" w:color="C8CBD0"/>
+          <w:insideH w:val="single" w:sz="4" w:space="0" w:color="C8CBD0"/>
+          <w:insideV w:val="single" w:sz="4" w:space="0" w:color="C8CBD0"/>
+        </w:tblBorders>
+        <w:tblLayout w:type="fixed"/>
+        <w:tblCellMar>
+          <w:top w:w="40" w:type="dxa"/>
+          <w:left w:w="80" w:type="dxa"/>
+          <w:bottom w:w="40" w:type="dxa"/>
+          <w:right w:w="80" w:type="dxa"/>
+        </w:tblCellMar>
+        <w:tblLook w:firstColumn="1" w:firstRow="1" w:lastColumn="0" w:lastRow="0" w:noHBand="0" w:noVBand="1" w:val="04A0"/>
+      </w:tblPr>
+      <w:tblGrid>
+        <w:gridCol w:w="2070"/>
+        <w:gridCol w:w="2760"/>
+        <w:gridCol w:w="2760"/>
+        <w:gridCol w:w="2760"/>
+      </w:tblGrid>
+      <w:tr>
+        <w:trPr>
+          <w:trHeight w:val="420" w:hRule="atLeast"/>
+          <w:cantSplit/>
+        </w:trPr>
+        <w:tc>
+          <w:tcPr>
+            <w:tcW w:type="dxa" w:w="2070"/>
+            <w:shd w:val="clear" w:color="auto" w:fill="F3F3F4"/>
+            <w:vAlign w:val="center"/>
+          </w:tcPr>
+          <w:p>
+            <w:pPr>
+              <w:spacing w:before="0" w:after="0"/>
+              <w:jc w:val="center"/>
+            </w:pPr>
+            <w:r>
+              <w:rPr>
+                <w:b/>
+                <w:color w:val="31363F"/>
+                <w:sz w:val="19"/>
+              </w:rPr>
+              <w:t>기 간</w:t>
+            </w:r>
+          </w:p>
+        </w:tc>
+        <w:tc>
+          <w:tcPr>
+            <w:tcW w:type="dxa" w:w="2760"/>
+            <w:shd w:val="clear" w:color="auto" w:fill="F3F3F4"/>
+            <w:vAlign w:val="center"/>
+          </w:tcPr>
+          <w:p>
+            <w:pPr>
+              <w:spacing w:before="0" w:after="0"/>
+              <w:jc w:val="center"/>
+            </w:pPr>
+            <w:r>
+              <w:rPr>
+                <w:b/>
+                <w:color w:val="31363F"/>
+                <w:sz w:val="19"/>
+              </w:rPr>
+              <w:t>학교 / 기관</w:t>
+            </w:r>
+          </w:p>
+        </w:tc>
+        <w:tc>
+          <w:tcPr>
+            <w:tcW w:type="dxa" w:w="2760"/>
+            <w:shd w:val="clear" w:color="auto" w:fill="F3F3F4"/>
+            <w:vAlign w:val="center"/>
+          </w:tcPr>
+          <w:p>
+            <w:pPr>
+              <w:spacing w:before="0" w:after="0"/>
+              <w:jc w:val="center"/>
+            </w:pPr>
+            <w:r>
+              <w:rPr>
+                <w:b/>
+                <w:color w:val="31363F"/>
+                <w:sz w:val="19"/>
+              </w:rPr>
+              <w:t>전공 / 자격명</w:t>
+            </w:r>
+          </w:p>
+        </w:tc>
+        <w:tc>
+          <w:tcPr>
+            <w:tcW w:type="dxa" w:w="2760"/>
+            <w:shd w:val="clear" w:color="auto" w:fill="F3F3F4"/>
+            <w:vAlign w:val="center"/>
+          </w:tcPr>
+          <w:p>
+            <w:pPr>
+              <w:spacing w:before="0" w:after="0"/>
+              <w:jc w:val="center"/>
+            </w:pPr>
+            <w:r>
+              <w:rPr>
+                <w:b/>
+                <w:color w:val="31363F"/>
+                <w:sz w:val="19"/>
+              </w:rPr>
+              <w:t>비 고</w:t>
+            </w:r>
+          </w:p>
+        </w:tc>
+      </w:tr>
+      <w:tr>
+        <w:trPr>
+          <w:trHeight w:val="465" w:hRule="atLeast"/>
+          <w:cantSplit/>
+        </w:trPr>
+        <w:tc>
+          <w:tcPr>
+            <w:tcW w:type="dxa" w:w="2070"/>
+            <w:vAlign w:val="center"/>
+          </w:tcPr>
+          <w:p>
+            <w:pPr>
+              <w:spacing w:before="0" w:after="0"/>
+              <w:jc w:val="left"/>
+            </w:pPr>
+            <w:r>
+              <w:rPr>
+                <w:color w:val="A9B0B8"/>
+                <w:sz w:val="16"/>
+              </w:rPr>
+              <w:t>예) 2022.03 ~ 2024.02</w:t>
+            </w:r>
+          </w:p>
+        </w:tc>
+        <w:tc>
+          <w:tcPr>
+            <w:tcW w:type="dxa" w:w="2760"/>
+            <w:vAlign w:val="center"/>
+          </w:tcPr>
+          <w:p>
+            <w:pPr>
+              <w:spacing w:before="0" w:after="0"/>
+              <w:jc w:val="left"/>
+            </w:pPr>
+            <w:r>
+              <w:rPr>
+                <w:color w:val="A9B0B8"/>
+                <w:sz w:val="16"/>
+              </w:rPr>
+              <w:t>○○대학교 (졸업)</w:t>
+            </w:r>
+          </w:p>
+        </w:tc>
+        <w:tc>
+          <w:tcPr>
+            <w:tcW w:type="dxa" w:w="2760"/>
+            <w:vAlign w:val="center"/>
+          </w:tcPr>
+          <w:p>
+            <w:pPr>
+              <w:spacing w:before="0" w:after="0"/>
+              <w:jc w:val="left"/>
+            </w:pPr>
+            <w:r>
+              <w:rPr>
+                <w:color w:val="A9B0B8"/>
+                <w:sz w:val="16"/>
+              </w:rPr>
+              <w:t>○○학과 (졸업)</w:t>
+            </w:r>
+          </w:p>
+        </w:tc>
+        <w:tc>
+          <w:tcPr>
+            <w:tcW w:type="dxa" w:w="2760"/>
+            <w:vAlign w:val="center"/>
+          </w:tcPr>
+          <w:p>
+            <w:pPr>
+              <w:spacing w:before="0" w:after="0"/>
+              <w:jc w:val="left"/>
+            </w:pPr>
+            <w:r>
+              <w:rPr>
+                <w:color w:val="A9B0B8"/>
+                <w:sz w:val="16"/>
+              </w:rPr>
+              <w:t>우수 · 장학 등</w:t>
+            </w:r>
+          </w:p>
+        </w:tc>
+      </w:tr>
+      <w:tr>
+        <w:trPr>
+          <w:trHeight w:val="465" w:hRule="atLeast"/>
+          <w:cantSplit/>
+        </w:trPr>
+        <w:tc>
+          <w:tcPr>
+            <w:tcW w:type="dxa" w:w="2070"/>
+            <w:vAlign w:val="center"/>
+          </w:tcPr>
+          <w:p/>
+        </w:tc>
+        <w:tc>
+          <w:tcPr>
+            <w:tcW w:type="dxa" w:w="2760"/>
+            <w:vAlign w:val="center"/>
+          </w:tcPr>
+          <w:p/>
+        </w:tc>
+        <w:tc>
+          <w:tcPr>
+            <w:tcW w:type="dxa" w:w="2760"/>
+            <w:vAlign w:val="center"/>
+          </w:tcPr>
+          <w:p/>
+        </w:tc>
+        <w:tc>
+          <w:tcPr>
+            <w:tcW w:type="dxa" w:w="2760"/>
+            <w:vAlign w:val="center"/>
+          </w:tcPr>
+          <w:p/>
+        </w:tc>
+      </w:tr>
+      <w:tr>
+        <w:trPr>
+          <w:trHeight w:val="465" w:hRule="atLeast"/>
+          <w:cantSplit/>
+        </w:trPr>
+        <w:tc>
+          <w:tcPr>
+            <w:tcW w:type="dxa" w:w="2070"/>
+            <w:vAlign w:val="center"/>
+          </w:tcPr>
+          <w:p/>
+        </w:tc>
+        <w:tc>
+          <w:tcPr>
+            <w:tcW w:type="dxa" w:w="2760"/>
+            <w:vAlign w:val="center"/>
+          </w:tcPr>
+          <w:p/>
+        </w:tc>
+        <w:tc>
+          <w:tcPr>
+            <w:tcW w:type="dxa" w:w="2760"/>
+            <w:vAlign w:val="center"/>
+          </w:tcPr>
+          <w:p/>
+        </w:tc>
+        <w:tc>
+          <w:tcPr>
+            <w:tcW w:type="dxa" w:w="2760"/>
+            <w:vAlign w:val="center"/>
           </w:tcPr>
           <w:p/>
         </w:tc>
@@ -768,28 +1063,76 @@
             <w:tcW w:type="dxa" w:w="2070"/>
             <w:vAlign w:val="center"/>
           </w:tcPr>
-          <w:p/>
+          <w:p>
+            <w:pPr>
+              <w:spacing w:before="0" w:after="0"/>
+              <w:jc w:val="left"/>
+            </w:pPr>
+            <w:r>
+              <w:rPr>
+                <w:color w:val="A9B0B8"/>
+                <w:sz w:val="16"/>
+              </w:rPr>
+              <w:t>예) 2022.03 ~ 2024.02</w:t>
+            </w:r>
+          </w:p>
         </w:tc>
         <w:tc>
           <w:tcPr>
             <w:tcW w:type="dxa" w:w="2760"/>
             <w:vAlign w:val="center"/>
           </w:tcPr>
-          <w:p/>
+          <w:p>
+            <w:pPr>
+              <w:spacing w:before="0" w:after="0"/>
+              <w:jc w:val="left"/>
+            </w:pPr>
+            <w:r>
+              <w:rPr>
+                <w:color w:val="A9B0B8"/>
+                <w:sz w:val="16"/>
+              </w:rPr>
+              <w:t>○○(주) / ○○팀</w:t>
+            </w:r>
+          </w:p>
         </w:tc>
         <w:tc>
           <w:tcPr>
             <w:tcW w:type="dxa" w:w="2760"/>
             <w:vAlign w:val="center"/>
           </w:tcPr>
-          <w:p/>
+          <w:p>
+            <w:pPr>
+              <w:spacing w:before="0" w:after="0"/>
+              <w:jc w:val="left"/>
+            </w:pPr>
+            <w:r>
+              <w:rPr>
+                <w:color w:val="A9B0B8"/>
+                <w:sz w:val="16"/>
+              </w:rPr>
+              <w:t>○○ 담당</w:t>
+            </w:r>
+          </w:p>
         </w:tc>
         <w:tc>
           <w:tcPr>
             <w:tcW w:type="dxa" w:w="2760"/>
             <w:vAlign w:val="center"/>
           </w:tcPr>
-          <w:p/>
+          <w:p>
+            <w:pPr>
+              <w:spacing w:before="0" w:after="0"/>
+              <w:jc w:val="left"/>
+            </w:pPr>
+            <w:r>
+              <w:rPr>
+                <w:color w:val="A9B0B8"/>
+                <w:sz w:val="16"/>
+              </w:rPr>
+              <w:t>핵심 업무 + 숫자 성과</w:t>
+            </w:r>
+          </w:p>
         </w:tc>
       </w:tr>
       <w:tr>
@@ -1510,253 +1853,6 @@
           <w:color w:val="575E6B"/>
           <w:sz w:val="17"/>
         </w:rPr>
-        <w:t>education</w:t>
-      </w:r>
-      <w:r>
-        <w:rPr>
-          <w:rFonts w:ascii="맑은 고딕" w:hAnsi="맑은 고딕" w:eastAsia="맑은 고딕" w:cs="맑은 고딕"/>
-          <w:b/>
-          <w:color w:val="31363F"/>
-          <w:sz w:val="22"/>
-        </w:rPr>
-        <w:t xml:space="preserve">   학력 · 자격 · 교육</w:t>
-      </w:r>
-    </w:p>
-    <w:tbl>
-      <w:tblPr>
-        <w:tblW w:w="10350" w:type="dxa"/>
-        <w:jc w:val="left"/>
-        <w:tblBorders>
-          <w:top w:val="single" w:sz="4" w:space="0" w:color="C8CBD0"/>
-          <w:left w:val="single" w:sz="4" w:space="0" w:color="C8CBD0"/>
-          <w:bottom w:val="single" w:sz="4" w:space="0" w:color="C8CBD0"/>
-          <w:right w:val="single" w:sz="4" w:space="0" w:color="C8CBD0"/>
-          <w:insideH w:val="single" w:sz="4" w:space="0" w:color="C8CBD0"/>
-          <w:insideV w:val="single" w:sz="4" w:space="0" w:color="C8CBD0"/>
-        </w:tblBorders>
-        <w:tblLayout w:type="fixed"/>
-        <w:tblCellMar>
-          <w:top w:w="40" w:type="dxa"/>
-          <w:left w:w="80" w:type="dxa"/>
-          <w:bottom w:w="40" w:type="dxa"/>
-          <w:right w:w="80" w:type="dxa"/>
-        </w:tblCellMar>
-        <w:tblLook w:firstColumn="1" w:firstRow="1" w:lastColumn="0" w:lastRow="0" w:noHBand="0" w:noVBand="1" w:val="04A0"/>
-      </w:tblPr>
-      <w:tblGrid>
-        <w:gridCol w:w="2070"/>
-        <w:gridCol w:w="2760"/>
-        <w:gridCol w:w="2760"/>
-        <w:gridCol w:w="2760"/>
-      </w:tblGrid>
-      <w:tr>
-        <w:trPr>
-          <w:trHeight w:val="420" w:hRule="atLeast"/>
-          <w:cantSplit/>
-        </w:trPr>
-        <w:tc>
-          <w:tcPr>
-            <w:tcW w:type="dxa" w:w="2070"/>
-            <w:shd w:val="clear" w:color="auto" w:fill="F3F3F4"/>
-            <w:vAlign w:val="center"/>
-          </w:tcPr>
-          <w:p>
-            <w:pPr>
-              <w:spacing w:before="0" w:after="0"/>
-              <w:jc w:val="center"/>
-            </w:pPr>
-            <w:r>
-              <w:rPr>
-                <w:b/>
-                <w:color w:val="31363F"/>
-                <w:sz w:val="19"/>
-              </w:rPr>
-              <w:t>기 간</w:t>
-            </w:r>
-          </w:p>
-        </w:tc>
-        <w:tc>
-          <w:tcPr>
-            <w:tcW w:type="dxa" w:w="2760"/>
-            <w:shd w:val="clear" w:color="auto" w:fill="F3F3F4"/>
-            <w:vAlign w:val="center"/>
-          </w:tcPr>
-          <w:p>
-            <w:pPr>
-              <w:spacing w:before="0" w:after="0"/>
-              <w:jc w:val="center"/>
-            </w:pPr>
-            <w:r>
-              <w:rPr>
-                <w:b/>
-                <w:color w:val="31363F"/>
-                <w:sz w:val="19"/>
-              </w:rPr>
-              <w:t>학교 / 기관</w:t>
-            </w:r>
-          </w:p>
-        </w:tc>
-        <w:tc>
-          <w:tcPr>
-            <w:tcW w:type="dxa" w:w="2760"/>
-            <w:shd w:val="clear" w:color="auto" w:fill="F3F3F4"/>
-            <w:vAlign w:val="center"/>
-          </w:tcPr>
-          <w:p>
-            <w:pPr>
-              <w:spacing w:before="0" w:after="0"/>
-              <w:jc w:val="center"/>
-            </w:pPr>
-            <w:r>
-              <w:rPr>
-                <w:b/>
-                <w:color w:val="31363F"/>
-                <w:sz w:val="19"/>
-              </w:rPr>
-              <w:t>전공 / 자격명</w:t>
-            </w:r>
-          </w:p>
-        </w:tc>
-        <w:tc>
-          <w:tcPr>
-            <w:tcW w:type="dxa" w:w="2760"/>
-            <w:shd w:val="clear" w:color="auto" w:fill="F3F3F4"/>
-            <w:vAlign w:val="center"/>
-          </w:tcPr>
-          <w:p>
-            <w:pPr>
-              <w:spacing w:before="0" w:after="0"/>
-              <w:jc w:val="center"/>
-            </w:pPr>
-            <w:r>
-              <w:rPr>
-                <w:b/>
-                <w:color w:val="31363F"/>
-                <w:sz w:val="19"/>
-              </w:rPr>
-              <w:t>비 고</w:t>
-            </w:r>
-          </w:p>
-        </w:tc>
-      </w:tr>
-      <w:tr>
-        <w:trPr>
-          <w:trHeight w:val="465" w:hRule="atLeast"/>
-          <w:cantSplit/>
-        </w:trPr>
-        <w:tc>
-          <w:tcPr>
-            <w:tcW w:type="dxa" w:w="2070"/>
-            <w:vAlign w:val="center"/>
-          </w:tcPr>
-          <w:p/>
-        </w:tc>
-        <w:tc>
-          <w:tcPr>
-            <w:tcW w:type="dxa" w:w="2760"/>
-            <w:vAlign w:val="center"/>
-          </w:tcPr>
-          <w:p/>
-        </w:tc>
-        <w:tc>
-          <w:tcPr>
-            <w:tcW w:type="dxa" w:w="2760"/>
-            <w:vAlign w:val="center"/>
-          </w:tcPr>
-          <w:p/>
-        </w:tc>
-        <w:tc>
-          <w:tcPr>
-            <w:tcW w:type="dxa" w:w="2760"/>
-            <w:vAlign w:val="center"/>
-          </w:tcPr>
-          <w:p/>
-        </w:tc>
-      </w:tr>
-      <w:tr>
-        <w:trPr>
-          <w:trHeight w:val="465" w:hRule="atLeast"/>
-          <w:cantSplit/>
-        </w:trPr>
-        <w:tc>
-          <w:tcPr>
-            <w:tcW w:type="dxa" w:w="2070"/>
-            <w:vAlign w:val="center"/>
-          </w:tcPr>
-          <w:p/>
-        </w:tc>
-        <w:tc>
-          <w:tcPr>
-            <w:tcW w:type="dxa" w:w="2760"/>
-            <w:vAlign w:val="center"/>
-          </w:tcPr>
-          <w:p/>
-        </w:tc>
-        <w:tc>
-          <w:tcPr>
-            <w:tcW w:type="dxa" w:w="2760"/>
-            <w:vAlign w:val="center"/>
-          </w:tcPr>
-          <w:p/>
-        </w:tc>
-        <w:tc>
-          <w:tcPr>
-            <w:tcW w:type="dxa" w:w="2760"/>
-            <w:vAlign w:val="center"/>
-          </w:tcPr>
-          <w:p/>
-        </w:tc>
-      </w:tr>
-      <w:tr>
-        <w:trPr>
-          <w:trHeight w:val="465" w:hRule="atLeast"/>
-          <w:cantSplit/>
-        </w:trPr>
-        <w:tc>
-          <w:tcPr>
-            <w:tcW w:type="dxa" w:w="2070"/>
-            <w:vAlign w:val="center"/>
-          </w:tcPr>
-          <w:p/>
-        </w:tc>
-        <w:tc>
-          <w:tcPr>
-            <w:tcW w:type="dxa" w:w="2760"/>
-            <w:vAlign w:val="center"/>
-          </w:tcPr>
-          <w:p/>
-        </w:tc>
-        <w:tc>
-          <w:tcPr>
-            <w:tcW w:type="dxa" w:w="2760"/>
-            <w:vAlign w:val="center"/>
-          </w:tcPr>
-          <w:p/>
-        </w:tc>
-        <w:tc>
-          <w:tcPr>
-            <w:tcW w:type="dxa" w:w="2760"/>
-            <w:vAlign w:val="center"/>
-          </w:tcPr>
-          <w:p/>
-        </w:tc>
-      </w:tr>
-    </w:tbl>
-    <w:p>
-      <w:pPr>
-        <w:keepNext/>
-        <w:pBdr>
-          <w:bottom w:val="single" w:sz="6" w:space="3" w:color="C8CBD0"/>
-        </w:pBdr>
-        <w:spacing w:before="240" w:after="80"/>
-        <w:jc w:val="left"/>
-      </w:pPr>
-      <w:r>
-        <w:rPr>
-          <w:b/>
-          <w:color w:val="575E6B"/>
-          <w:sz w:val="17"/>
-        </w:rPr>
         <w:t>awards</w:t>
       </w:r>
       <w:r>
@@ -1874,14 +1970,38 @@
             <w:tcW w:type="dxa" w:w="2070"/>
             <w:vAlign w:val="center"/>
           </w:tcPr>
-          <w:p/>
+          <w:p>
+            <w:pPr>
+              <w:spacing w:before="0" w:after="0"/>
+              <w:jc w:val="left"/>
+            </w:pPr>
+            <w:r>
+              <w:rPr>
+                <w:color w:val="A9B0B8"/>
+                <w:sz w:val="16"/>
+              </w:rPr>
+              <w:t>예) 2024.06.</w:t>
+            </w:r>
+          </w:p>
         </w:tc>
         <w:tc>
           <w:tcPr>
             <w:tcW w:type="dxa" w:w="4140"/>
             <w:vAlign w:val="center"/>
           </w:tcPr>
-          <w:p/>
+          <w:p>
+            <w:pPr>
+              <w:spacing w:before="0" w:after="0"/>
+              <w:jc w:val="left"/>
+            </w:pPr>
+            <w:r>
+              <w:rPr>
+                <w:color w:val="A9B0B8"/>
+                <w:sz w:val="16"/>
+              </w:rPr>
+              <w:t>배운 점 · 활동 내용</w:t>
+            </w:r>
+          </w:p>
         </w:tc>
         <w:tc>
           <w:tcPr>

--- a/public/fun/forms/이력서_백엔드개발자_10_JSONResume형.docx
+++ b/public/fun/forms/이력서_백엔드개발자_10_JSONResume형.docx
@@ -1287,10 +1287,10 @@
         <w:tblLook w:firstColumn="1" w:firstRow="1" w:lastColumn="0" w:lastRow="0" w:noHBand="0" w:noVBand="1" w:val="04A0"/>
       </w:tblPr>
       <w:tblGrid>
-        <w:gridCol w:w="1380"/>
-        <w:gridCol w:w="3795"/>
-        <w:gridCol w:w="1380"/>
-        <w:gridCol w:w="3795"/>
+        <w:gridCol w:w="1470"/>
+        <w:gridCol w:w="3705"/>
+        <w:gridCol w:w="1470"/>
+        <w:gridCol w:w="3705"/>
       </w:tblGrid>
       <w:tr>
         <w:trPr>
@@ -1299,7 +1299,7 @@
         </w:trPr>
         <w:tc>
           <w:tcPr>
-            <w:tcW w:type="dxa" w:w="1380"/>
+            <w:tcW w:type="dxa" w:w="1470"/>
             <w:shd w:val="clear" w:color="auto" w:fill="F3F3F4"/>
             <w:vAlign w:val="center"/>
           </w:tcPr>
@@ -1320,14 +1320,14 @@
         </w:tc>
         <w:tc>
           <w:tcPr>
-            <w:tcW w:type="dxa" w:w="3795"/>
+            <w:tcW w:type="dxa" w:w="3705"/>
             <w:vAlign w:val="center"/>
           </w:tcPr>
           <w:p/>
         </w:tc>
         <w:tc>
           <w:tcPr>
-            <w:tcW w:type="dxa" w:w="1380"/>
+            <w:tcW w:type="dxa" w:w="1470"/>
             <w:shd w:val="clear" w:color="auto" w:fill="F3F3F4"/>
             <w:vAlign w:val="center"/>
           </w:tcPr>
@@ -1348,7 +1348,7 @@
         </w:tc>
         <w:tc>
           <w:tcPr>
-            <w:tcW w:type="dxa" w:w="3795"/>
+            <w:tcW w:type="dxa" w:w="3705"/>
             <w:vAlign w:val="center"/>
           </w:tcPr>
           <w:p/>
@@ -1361,7 +1361,7 @@
         </w:trPr>
         <w:tc>
           <w:tcPr>
-            <w:tcW w:type="dxa" w:w="1380"/>
+            <w:tcW w:type="dxa" w:w="1470"/>
             <w:shd w:val="clear" w:color="auto" w:fill="F3F3F4"/>
             <w:vAlign w:val="center"/>
           </w:tcPr>
@@ -1382,14 +1382,14 @@
         </w:tc>
         <w:tc>
           <w:tcPr>
-            <w:tcW w:type="dxa" w:w="3795"/>
+            <w:tcW w:type="dxa" w:w="3705"/>
             <w:vAlign w:val="center"/>
           </w:tcPr>
           <w:p/>
         </w:tc>
         <w:tc>
           <w:tcPr>
-            <w:tcW w:type="dxa" w:w="1380"/>
+            <w:tcW w:type="dxa" w:w="1470"/>
             <w:shd w:val="clear" w:color="auto" w:fill="F3F3F4"/>
             <w:vAlign w:val="center"/>
           </w:tcPr>
@@ -1410,7 +1410,7 @@
         </w:tc>
         <w:tc>
           <w:tcPr>
-            <w:tcW w:type="dxa" w:w="3795"/>
+            <w:tcW w:type="dxa" w:w="3705"/>
             <w:vAlign w:val="center"/>
           </w:tcPr>
           <w:p/>
@@ -1423,7 +1423,7 @@
         </w:trPr>
         <w:tc>
           <w:tcPr>
-            <w:tcW w:type="dxa" w:w="1380"/>
+            <w:tcW w:type="dxa" w:w="1470"/>
             <w:shd w:val="clear" w:color="auto" w:fill="F3F3F4"/>
             <w:vAlign w:val="center"/>
           </w:tcPr>
@@ -1444,7 +1444,7 @@
         </w:tc>
         <w:tc>
           <w:tcPr>
-            <w:tcW w:type="dxa" w:w="8970"/>
+            <w:tcW w:type="dxa" w:w="8880"/>
             <w:gridSpan w:val="3"/>
           </w:tcPr>
           <w:p/>
@@ -1478,10 +1478,10 @@
         <w:tblLook w:firstColumn="1" w:firstRow="1" w:lastColumn="0" w:lastRow="0" w:noHBand="0" w:noVBand="1" w:val="04A0"/>
       </w:tblPr>
       <w:tblGrid>
-        <w:gridCol w:w="1380"/>
-        <w:gridCol w:w="3795"/>
-        <w:gridCol w:w="1380"/>
-        <w:gridCol w:w="3795"/>
+        <w:gridCol w:w="1470"/>
+        <w:gridCol w:w="3705"/>
+        <w:gridCol w:w="1470"/>
+        <w:gridCol w:w="3705"/>
       </w:tblGrid>
       <w:tr>
         <w:trPr>
@@ -1490,7 +1490,7 @@
         </w:trPr>
         <w:tc>
           <w:tcPr>
-            <w:tcW w:type="dxa" w:w="1380"/>
+            <w:tcW w:type="dxa" w:w="1470"/>
             <w:shd w:val="clear" w:color="auto" w:fill="F3F3F4"/>
             <w:vAlign w:val="center"/>
           </w:tcPr>
@@ -1511,14 +1511,14 @@
         </w:tc>
         <w:tc>
           <w:tcPr>
-            <w:tcW w:type="dxa" w:w="3795"/>
+            <w:tcW w:type="dxa" w:w="3705"/>
             <w:vAlign w:val="center"/>
           </w:tcPr>
           <w:p/>
         </w:tc>
         <w:tc>
           <w:tcPr>
-            <w:tcW w:type="dxa" w:w="1380"/>
+            <w:tcW w:type="dxa" w:w="1470"/>
             <w:shd w:val="clear" w:color="auto" w:fill="F3F3F4"/>
             <w:vAlign w:val="center"/>
           </w:tcPr>
@@ -1539,7 +1539,7 @@
         </w:tc>
         <w:tc>
           <w:tcPr>
-            <w:tcW w:type="dxa" w:w="3795"/>
+            <w:tcW w:type="dxa" w:w="3705"/>
             <w:vAlign w:val="center"/>
           </w:tcPr>
           <w:p/>
@@ -1552,7 +1552,7 @@
         </w:trPr>
         <w:tc>
           <w:tcPr>
-            <w:tcW w:type="dxa" w:w="1380"/>
+            <w:tcW w:type="dxa" w:w="1470"/>
             <w:shd w:val="clear" w:color="auto" w:fill="F3F3F4"/>
             <w:vAlign w:val="center"/>
           </w:tcPr>
@@ -1573,14 +1573,14 @@
         </w:tc>
         <w:tc>
           <w:tcPr>
-            <w:tcW w:type="dxa" w:w="3795"/>
+            <w:tcW w:type="dxa" w:w="3705"/>
             <w:vAlign w:val="center"/>
           </w:tcPr>
           <w:p/>
         </w:tc>
         <w:tc>
           <w:tcPr>
-            <w:tcW w:type="dxa" w:w="1380"/>
+            <w:tcW w:type="dxa" w:w="1470"/>
             <w:shd w:val="clear" w:color="auto" w:fill="F3F3F4"/>
             <w:vAlign w:val="center"/>
           </w:tcPr>
@@ -1601,7 +1601,7 @@
         </w:tc>
         <w:tc>
           <w:tcPr>
-            <w:tcW w:type="dxa" w:w="3795"/>
+            <w:tcW w:type="dxa" w:w="3705"/>
             <w:vAlign w:val="center"/>
           </w:tcPr>
           <w:p/>
@@ -1614,7 +1614,7 @@
         </w:trPr>
         <w:tc>
           <w:tcPr>
-            <w:tcW w:type="dxa" w:w="1380"/>
+            <w:tcW w:type="dxa" w:w="1470"/>
             <w:shd w:val="clear" w:color="auto" w:fill="F3F3F4"/>
             <w:vAlign w:val="center"/>
           </w:tcPr>
@@ -1635,7 +1635,7 @@
         </w:tc>
         <w:tc>
           <w:tcPr>
-            <w:tcW w:type="dxa" w:w="8970"/>
+            <w:tcW w:type="dxa" w:w="8880"/>
             <w:gridSpan w:val="3"/>
           </w:tcPr>
           <w:p/>
@@ -1669,10 +1669,10 @@
         <w:tblLook w:firstColumn="1" w:firstRow="1" w:lastColumn="0" w:lastRow="0" w:noHBand="0" w:noVBand="1" w:val="04A0"/>
       </w:tblPr>
       <w:tblGrid>
-        <w:gridCol w:w="1380"/>
-        <w:gridCol w:w="3795"/>
-        <w:gridCol w:w="1380"/>
-        <w:gridCol w:w="3795"/>
+        <w:gridCol w:w="1470"/>
+        <w:gridCol w:w="3705"/>
+        <w:gridCol w:w="1470"/>
+        <w:gridCol w:w="3705"/>
       </w:tblGrid>
       <w:tr>
         <w:trPr>
@@ -1681,7 +1681,7 @@
         </w:trPr>
         <w:tc>
           <w:tcPr>
-            <w:tcW w:type="dxa" w:w="1380"/>
+            <w:tcW w:type="dxa" w:w="1470"/>
             <w:shd w:val="clear" w:color="auto" w:fill="F3F3F4"/>
             <w:vAlign w:val="center"/>
           </w:tcPr>
@@ -1702,14 +1702,14 @@
         </w:tc>
         <w:tc>
           <w:tcPr>
-            <w:tcW w:type="dxa" w:w="3795"/>
+            <w:tcW w:type="dxa" w:w="3705"/>
             <w:vAlign w:val="center"/>
           </w:tcPr>
           <w:p/>
         </w:tc>
         <w:tc>
           <w:tcPr>
-            <w:tcW w:type="dxa" w:w="1380"/>
+            <w:tcW w:type="dxa" w:w="1470"/>
             <w:shd w:val="clear" w:color="auto" w:fill="F3F3F4"/>
             <w:vAlign w:val="center"/>
           </w:tcPr>
@@ -1730,7 +1730,7 @@
         </w:tc>
         <w:tc>
           <w:tcPr>
-            <w:tcW w:type="dxa" w:w="3795"/>
+            <w:tcW w:type="dxa" w:w="3705"/>
             <w:vAlign w:val="center"/>
           </w:tcPr>
           <w:p/>
@@ -1743,7 +1743,7 @@
         </w:trPr>
         <w:tc>
           <w:tcPr>
-            <w:tcW w:type="dxa" w:w="1380"/>
+            <w:tcW w:type="dxa" w:w="1470"/>
             <w:shd w:val="clear" w:color="auto" w:fill="F3F3F4"/>
             <w:vAlign w:val="center"/>
           </w:tcPr>
@@ -1764,14 +1764,14 @@
         </w:tc>
         <w:tc>
           <w:tcPr>
-            <w:tcW w:type="dxa" w:w="3795"/>
+            <w:tcW w:type="dxa" w:w="3705"/>
             <w:vAlign w:val="center"/>
           </w:tcPr>
           <w:p/>
         </w:tc>
         <w:tc>
           <w:tcPr>
-            <w:tcW w:type="dxa" w:w="1380"/>
+            <w:tcW w:type="dxa" w:w="1470"/>
             <w:shd w:val="clear" w:color="auto" w:fill="F3F3F4"/>
             <w:vAlign w:val="center"/>
           </w:tcPr>
@@ -1792,7 +1792,7 @@
         </w:tc>
         <w:tc>
           <w:tcPr>
-            <w:tcW w:type="dxa" w:w="3795"/>
+            <w:tcW w:type="dxa" w:w="3705"/>
             <w:vAlign w:val="center"/>
           </w:tcPr>
           <w:p/>
@@ -1805,7 +1805,7 @@
         </w:trPr>
         <w:tc>
           <w:tcPr>
-            <w:tcW w:type="dxa" w:w="1380"/>
+            <w:tcW w:type="dxa" w:w="1470"/>
             <w:shd w:val="clear" w:color="auto" w:fill="F3F3F4"/>
             <w:vAlign w:val="center"/>
           </w:tcPr>
@@ -1826,7 +1826,7 @@
         </w:tc>
         <w:tc>
           <w:tcPr>
-            <w:tcW w:type="dxa" w:w="8970"/>
+            <w:tcW w:type="dxa" w:w="8880"/>
             <w:gridSpan w:val="3"/>
           </w:tcPr>
           <w:p/>

--- a/public/fun/forms/이력서_백엔드개발자_10_JSONResume형.docx
+++ b/public/fun/forms/이력서_백엔드개발자_10_JSONResume형.docx
@@ -460,7 +460,7 @@
                 <w:color w:val="A9B0B8"/>
                 <w:sz w:val="16"/>
               </w:rPr>
-              <w:t>예) 2022.03 ~ 2024.02</w:t>
+              <w:t>예) ○○○○.○○ ~ ○○○○.○○</w:t>
             </w:r>
           </w:p>
         </w:tc>
@@ -479,7 +479,7 @@
                 <w:color w:val="A9B0B8"/>
                 <w:sz w:val="16"/>
               </w:rPr>
-              <w:t>○○대학교 (졸업)</w:t>
+              <w:t>학교명 입력 (졸업)</w:t>
             </w:r>
           </w:p>
         </w:tc>
@@ -498,7 +498,7 @@
                 <w:color w:val="A9B0B8"/>
                 <w:sz w:val="16"/>
               </w:rPr>
-              <w:t>○○학과 (졸업)</w:t>
+              <w:t>학과명 입력 (졸업)</w:t>
             </w:r>
           </w:p>
         </w:tc>
@@ -1073,7 +1073,7 @@
                 <w:color w:val="A9B0B8"/>
                 <w:sz w:val="16"/>
               </w:rPr>
-              <w:t>예) 2022.03 ~ 2024.02</w:t>
+              <w:t>예) ○○○○.○○ ~ ○○○○.○○</w:t>
             </w:r>
           </w:p>
         </w:tc>
@@ -1980,7 +1980,7 @@
                 <w:color w:val="A9B0B8"/>
                 <w:sz w:val="16"/>
               </w:rPr>
-              <w:t>예) 2024.06.</w:t>
+              <w:t>예) ○○○○.○○.</w:t>
             </w:r>
           </w:p>
         </w:tc>
@@ -2476,7 +2476,7 @@
                 <w:color w:val="575E6B"/>
                 <w:sz w:val="19"/>
               </w:rPr>
-              <w:t>2023.03~현재 · ○○(주) 결제팀 · 결제 API 응답시간 480ms → 290ms(−40%), 장애 알림 오탐 70% 감소</w:t>
+              <w:t>기간 입력 · ○○(주) 결제팀 · 결제 API 응답시간 480ms → 290ms(−40%), 장애 알림 오탐 70% 감소</w:t>
             </w:r>
           </w:p>
         </w:tc>
